--- a/0. Master Databases/Overview.docx
+++ b/0. Master Databases/Overview.docx
@@ -71,15 +71,7 @@
         </w:numPr>
       </w:pPr>
       <w:r>
-        <w:t>The CD-Links database contains global, regional, and country-specific data generated using several IAMs. The data contains emissions profiles based on multiple radiative forcing and polluting agents, with projections extending to the year 2100 and beyond. In addition, a wide-ranging array of information is provided across different IAMs, including socio-economic, energy, agricultural, land availability, sequestration capacity, and water use metrics, as well as policy frameworks that reflect current policies, delayed transition, nationally determined contribution (NDC) compliance, and Net Zero 2050. Some scenarios also associate emission profiles with shared socio-economic pathways (SSPs), with data available to represent SSP1 (Sustainability), SSP2 (Middle of the Road), SSP4 (Inequality), and SSP5 (Fossil-Fueled Development). These scenarios account for the use of different types of CDR technologies, as well as the cost of DAC in some cases. Some sectors tracked across most CD-</w:t>
-      </w:r>
-      <w:proofErr w:type="gramStart"/>
-      <w:r>
-        <w:t>Links scenarios</w:t>
-      </w:r>
-      <w:proofErr w:type="gramEnd"/>
-      <w:r>
-        <w:t xml:space="preserve"> include industry, commercial buildings, residential buildings, electricity, agriculture, and transportation.</w:t>
+        <w:t>The CD-Links database contains global, regional, and country-specific data generated using several IAMs. The data contains emissions profiles based on multiple radiative forcing and polluting agents, with projections extending to the year 2100 and beyond. In addition, a wide-ranging array of information is provided across different IAMs, including socio-economic, energy, agricultural, land availability, sequestration capacity, and water use metrics, as well as policy frameworks that reflect current policies, delayed transition, nationally determined contribution (NDC) compliance, and Net Zero 2050. Some scenarios also associate emission profiles with shared socio-economic pathways (SSPs), with data available to represent SSP1 (Sustainability), SSP2 (Middle of the Road), SSP4 (Inequality), and SSP5 (Fossil-Fueled Development). These scenarios account for the use of different types of CDR technologies, as well as the cost of DAC in some cases. Some sectors tracked across most CD-Links scenarios include industry, commercial buildings, residential buildings, electricity, agriculture, and transportation.</w:t>
       </w:r>
     </w:p>
     <w:p>
@@ -96,7 +88,7 @@
         </w:numPr>
       </w:pPr>
       <w:r>
-        <w:t xml:space="preserve">The CER’s Energy Future 2023 Report also tracks emissions across multiple economic sectors. Three main scenarios are considered on a yearly basis through 2050: Global Net Zero (the whole world achieves net-zero GHG emissions by 2050), Canada Net Zero (Canada achieves net zero by 2050 but the rest of the world decarbonizes at a slower pace), and Current Measures (minimal action taken both in Canada and the rest of the world beyond existing policies). </w:t>
+        <w:t xml:space="preserve">The CER’s Energy Future 2023 Report tracks emissions across multiple economic sectors. Three main scenarios are considered on a yearly basis through 2050: Global Net Zero (the whole world achieves net-zero GHG emissions by 2050), Canada Net Zero (Canada achieves net zero by 2050 but the rest of the world decarbonizes at a slower pace), and Current Measures (minimal action taken both in Canada and the rest of the world beyond existing policies). </w:t>
       </w:r>
     </w:p>
     <w:p>
@@ -127,13 +119,131 @@
     </w:p>
     <w:p>
       <w:pPr>
-        <w:ind w:left="480"/>
+        <w:pStyle w:val="ListParagraph"/>
+      </w:pPr>
+    </w:p>
+    <w:p>
+      <w:pPr>
+        <w:pStyle w:val="Els-body-text"/>
+        <w:numPr>
+          <w:ilvl w:val="0"/>
+          <w:numId w:val="2"/>
+        </w:numPr>
+      </w:pPr>
+      <w:r>
+        <w:t xml:space="preserve">The </w:t>
+      </w:r>
+      <w:r>
+        <w:t xml:space="preserve">GCAM </w:t>
+      </w:r>
+      <w:r>
+        <w:t>scenarios</w:t>
+      </w:r>
+      <w:r>
+        <w:t xml:space="preserve"> generated and reviewed by</w:t>
+      </w:r>
+      <w:r>
+        <w:t xml:space="preserve"> Motlaghzadeh et al.</w:t>
+      </w:r>
+      <w:r>
+        <w:t xml:space="preserve"> track </w:t>
+      </w:r>
+      <w:r>
+        <w:t xml:space="preserve">(negative) </w:t>
+      </w:r>
+      <w:r>
+        <w:t xml:space="preserve">emissions across multiple sectors </w:t>
+      </w:r>
+      <w:r>
+        <w:t xml:space="preserve">and CDR technologies </w:t>
+      </w:r>
+      <w:r>
+        <w:t xml:space="preserve">in 5-year intervals from 2005 to 2100 (including </w:t>
+      </w:r>
+      <w:r>
+        <w:t xml:space="preserve">the </w:t>
+      </w:r>
+      <w:r>
+        <w:t xml:space="preserve">1990 benchmark). </w:t>
+      </w:r>
+      <w:r>
+        <w:t>They examine four policy scenarios: NoPolicy, a universal baseline that assumes the absence of climate policies (i.e., all of Canada’s climate and mitigation measures, including carbon pricing, are eliminated) and aligns with the ‘middle-of-the-road’ SSP2 socioeconomic pathway; NZ50, where Canada meets its 2030 target (344 MtCO</w:t>
+      </w:r>
+      <w:r>
         <w:rPr>
-          <w:sz w:val="21"/>
-          <w:szCs w:val="21"/>
-          <w:lang w:val="en-CA"/>
+          <w:vertAlign w:val="subscript"/>
         </w:rPr>
-      </w:pPr>
+        <w:t>2</w:t>
+      </w:r>
+      <w:r>
+        <w:t xml:space="preserve">, or a 40% reduction from the 2005 level) and reduces emissions linearly to net zero by 2050; </w:t>
+      </w:r>
+      <w:r>
+        <w:t>EPC-Q 1.5℃, a burden-sharing scenario where Canada achieves net zero in 2050 and ramps up negative emissions to address a carbon debt of 16.4 GtCO</w:t>
+      </w:r>
+      <w:r>
+        <w:rPr>
+          <w:vertAlign w:val="subscript"/>
+        </w:rPr>
+        <w:t>2</w:t>
+      </w:r>
+      <w:r>
+        <w:t xml:space="preserve"> by 2100; and PCC-Q 1.5</w:t>
+      </w:r>
+      <w:r>
+        <w:t>℃</w:t>
+      </w:r>
+      <w:r>
+        <w:t xml:space="preserve">, which is similar to </w:t>
+      </w:r>
+      <w:r>
+        <w:t>EPC-Q 1.5℃</w:t>
+      </w:r>
+      <w:r>
+        <w:t xml:space="preserve"> but with a carbon debt of 6.7 Gt</w:t>
+      </w:r>
+      <w:r>
+        <w:t>CO</w:t>
+      </w:r>
+      <w:r>
+        <w:rPr>
+          <w:vertAlign w:val="subscript"/>
+        </w:rPr>
+        <w:t>2</w:t>
+      </w:r>
+      <w:r>
+        <w:t xml:space="preserve">. </w:t>
+      </w:r>
+      <w:r>
+        <w:t xml:space="preserve">For each of the latter three policy scenarios, they modify several underlying, techno-economic assumptions to evaluate the impact of CDR drivers on emissions and sequestration capacity and methods. These include biomass imports, biomass usage, </w:t>
+      </w:r>
+      <w:r>
+        <w:t>carbon storage</w:t>
+      </w:r>
+      <w:r>
+        <w:t xml:space="preserve">, </w:t>
+      </w:r>
+      <w:r>
+        <w:t>DAC availability, DAC</w:t>
+      </w:r>
+      <w:r>
+        <w:t xml:space="preserve"> cost</w:t>
+      </w:r>
+      <w:r>
+        <w:t xml:space="preserve">, </w:t>
+      </w:r>
+      <w:r>
+        <w:t>EW availability, availability of negative land sinks</w:t>
+      </w:r>
+      <w:r>
+        <w:t>, and natural gas use for DAC. There are other scenarios that are more policy-oriented and less geared towards specific CDR logistical drivers, including socio-technological change and global 1.5</w:t>
+      </w:r>
+      <w:r>
+        <w:t>℃</w:t>
+      </w:r>
+      <w:r>
+        <w:t xml:space="preserve"> scenarios.</w:t>
+      </w:r>
     </w:p>
     <w:sectPr>
       <w:headerReference w:type="default" r:id="rId8"/>
